--- a/РУ/Kursova_Tvorchestvo_Matematika.docx
+++ b/РУ/Kursova_Tvorchestvo_Matematika.docx
@@ -115,6 +115,7 @@
     </w:p>
     <w:p>
       <w:r>
+        <w:lastRenderedPageBreak/>
         <w:t>Учителят обръща картичките и ги разпределя видимо за всички. Задава въпроса: "По какъв признак бихме могли да ги разпределим в три групи?" Децата предлагат признак (напр. "живо/неживо"). Заедно нареждат картичките в обръчите и броят колко има в коя група.</w:t>
       </w:r>
     </w:p>
@@ -217,6 +218,7 @@
         <w:pStyle w:val="Heading3"/>
       </w:pPr>
       <w:r>
+        <w:lastRenderedPageBreak/>
         <w:t>Образователно съдържание:</w:t>
       </w:r>
     </w:p>
@@ -305,6 +307,7 @@
     <w:p/>
     <w:p>
       <w:r>
+        <w:lastRenderedPageBreak/>
         <w:t>Допълнителен въпрос за затвърждаване: "Сега се огледайте в стаята — намерете нещо, което го има само едно тук. А нещо, което го има две." (Затвърждава количествените представи чрез наблюдение.)</w:t>
       </w:r>
     </w:p>
@@ -313,6 +316,7 @@
       <w:pPr>
         <w:pStyle w:val="Heading2"/>
       </w:pPr>
+      <w:bookmarkStart w:id="0" w:name="_GoBack"/>
       <w:r>
         <w:t>АКТИВНОСТ 3</w:t>
       </w:r>
@@ -386,7 +390,13 @@
     </w:p>
     <w:p>
       <w:r>
-        <w:t>Играта се казва "Вълшебните фигури".</w:t>
+        <w:t xml:space="preserve">Играта се </w:t>
+      </w:r>
+      <w:r>
+        <w:rPr>
+          <w:highlight w:val="yellow"/>
+        </w:rPr>
+        <w:t>казва "Вълшебните фигури".</w:t>
       </w:r>
     </w:p>
     <w:p/>
@@ -398,7 +408,11 @@
     <w:p/>
     <w:p>
       <w:r>
-        <w:t>Кръг 1 (фронтален): Учителят нарежда 5 фигури на дъската в произволен ред и пита: "Ако наредим тези фигури заедно, в какво могат да се превърнат? Кой може да покаже?" Едно дете излиза и нарежда фигурите, обяснявайки. Учителят пита останалите: "Какво друго може да бъде? Кой вижда нещо различно?" Друго дете пренарежда същите фигури по различен начин.</w:t>
+        <w:t xml:space="preserve">Кръг 1 (фронтален): Учителят нарежда 5 фигури на дъската в произволен ред и пита: "Ако наредим тези фигури заедно, в какво могат да се превърнат? Кой може да покаже?" Едно дете </w:t>
+      </w:r>
+      <w:r>
+        <w:lastRenderedPageBreak/>
+        <w:t>излиза и нарежда фигурите, обяснявайки. Учителят пита останалите: "Какво друго може да бъде? Кой вижда нещо различно?" Друго дете пренарежда същите фигури по различен начин.</w:t>
       </w:r>
     </w:p>
     <w:p/>
@@ -419,12 +433,19 @@
         <w:t>Обобщаващ въпрос: "Кои фигури ти трябваха най-много? Коя фигура е с върхове? Коя е без върхове?"</w:t>
       </w:r>
     </w:p>
+    <w:bookmarkEnd w:id="0"/>
     <w:p/>
     <w:p>
       <w:pPr>
         <w:pStyle w:val="Heading2"/>
-      </w:pPr>
-      <w:r>
+        <w:rPr>
+          <w:color w:val="FF0000"/>
+        </w:rPr>
+      </w:pPr>
+      <w:r>
+        <w:rPr>
+          <w:color w:val="FF0000"/>
+        </w:rPr>
         <w:t>АКТИВНОСТ 4</w:t>
       </w:r>
     </w:p>
@@ -528,8 +549,14 @@
     <w:p>
       <w:pPr>
         <w:pStyle w:val="Heading2"/>
-      </w:pPr>
-      <w:r>
+        <w:rPr>
+          <w:color w:val="FF0000"/>
+        </w:rPr>
+      </w:pPr>
+      <w:r>
+        <w:rPr>
+          <w:color w:val="FF0000"/>
+        </w:rPr>
         <w:t>АКТИВНОСТ 5</w:t>
       </w:r>
     </w:p>
@@ -578,6 +605,7 @@
     </w:p>
     <w:p>
       <w:r>
+        <w:lastRenderedPageBreak/>
         <w:t>- Голям лист (А3) за "петия сезон" — чист, за попълване заедно</w:t>
       </w:r>
     </w:p>
@@ -654,10 +682,7 @@
         <w:t>Велева, А. (2012). Педагогика на творчеството. Русе.</w:t>
       </w:r>
     </w:p>
-    <w:p>
-      <w:bookmarkStart w:id="0" w:name="_GoBack"/>
-      <w:bookmarkEnd w:id="0"/>
-    </w:p>
+    <w:p/>
     <w:sectPr>
       <w:pgSz w:w="11906" w:h="16838"/>
       <w:pgMar w:top="1417" w:right="1417" w:bottom="1417" w:left="1417" w:header="708" w:footer="708" w:gutter="0"/>
